--- a/data/kyoryoku_template.docx
+++ b/data/kyoryoku_template.docx
@@ -25,12 +25,20 @@
       </w:pPr>
       <w:r>
         <w:rPr>
-          <w:rFonts w:ascii="ＭＳ 明朝" w:eastAsia="ＭＳ 明朝" w:hAnsi="ＭＳ 明朝" w:cs="Times New Roman" w:hint="eastAsia"/>
-          <w:color w:val="000000"/>
-          <w:sz w:val="24"/>
-          <w:szCs w:val="24"/>
+          <w:rFonts w:ascii="ＭＳ 明朝" w:eastAsia="ＭＳ 明朝" w:hAnsi="Arial" w:cs="Times New Roman" w:hint="eastAsia"/>
+          <w:sz w:val="24"/>
+          <w:szCs w:val="24"/>
+          <w:u w:val="single"/>
         </w:rPr>
         <w:t>{addr_to}</w:t>
+      </w:r>
+      <w:r>
+        <w:rPr>
+          <w:rFonts w:ascii="ＭＳ 明朝" w:eastAsia="ＭＳ 明朝" w:hAnsi="Arial" w:cs="Times New Roman" w:hint="eastAsia"/>
+          <w:sz w:val="24"/>
+          <w:szCs w:val="24"/>
+        </w:rPr>
+        <w:t xml:space="preserve">　殿</w:t>
       </w:r>
     </w:p>
     <w:p>
@@ -352,7 +360,6 @@
       <w:r>
         <w:rPr>
           <w:rFonts w:ascii="ＭＳ 明朝" w:eastAsia="ＭＳ 明朝" w:hAnsi="Arial" w:cs="Times New Roman" w:hint="eastAsia"/>
-          <w:kern w:val="0"/>
           <w:sz w:val="24"/>
           <w:szCs w:val="24"/>
         </w:rPr>
@@ -395,7 +402,6 @@
       <w:r>
         <w:rPr>
           <w:rFonts w:ascii="ＭＳ 明朝" w:eastAsia="ＭＳ 明朝" w:hAnsi="Arial" w:cs="Times New Roman" w:hint="eastAsia"/>
-          <w:kern w:val="0"/>
           <w:sz w:val="24"/>
           <w:szCs w:val="24"/>
         </w:rPr>
@@ -417,7 +423,6 @@
       <w:r>
         <w:rPr>
           <w:rFonts w:ascii="ＭＳ 明朝" w:eastAsia="ＭＳ 明朝" w:hAnsi="Arial" w:cs="Times New Roman" w:hint="eastAsia"/>
-          <w:kern w:val="0"/>
           <w:sz w:val="24"/>
           <w:szCs w:val="24"/>
         </w:rPr>
@@ -439,7 +444,6 @@
       <w:r>
         <w:rPr>
           <w:rFonts w:ascii="ＭＳ 明朝" w:eastAsia="ＭＳ 明朝" w:hAnsi="Arial" w:cs="Times New Roman" w:hint="eastAsia"/>
-          <w:kern w:val="0"/>
           <w:sz w:val="24"/>
           <w:szCs w:val="24"/>
         </w:rPr>

--- a/data/kyoryoku_template.docx
+++ b/data/kyoryoku_template.docx
@@ -342,7 +342,16 @@
           <w:sz w:val="24"/>
           <w:szCs w:val="24"/>
         </w:rPr>
-        <w:t>①特定技能所属機関名　{f1}</w:t>
+        <w:t xml:space="preserve">①特定技能所属機関名　</w:t>
+      </w:r>
+      <w:r>
+        <w:rPr>
+          <w:rFonts w:ascii="ＭＳ 明朝" w:eastAsia="ＭＳ 明朝" w:hAnsi="Arial" w:cs="Times New Roman" w:hint="eastAsia"/>
+          <w:sz w:val="24"/>
+          <w:szCs w:val="24"/>
+          <w:u w:val="single"/>
+        </w:rPr>
+        <w:t xml:space="preserve">{f1}　　　　</w:t>
       </w:r>
     </w:p>
     <w:p>
@@ -363,7 +372,16 @@
           <w:sz w:val="24"/>
           <w:szCs w:val="24"/>
         </w:rPr>
-        <w:t>②事業所の所在地　{f2}</w:t>
+        <w:t xml:space="preserve">②事業所の所在地　</w:t>
+      </w:r>
+      <w:r>
+        <w:rPr>
+          <w:rFonts w:ascii="ＭＳ 明朝" w:eastAsia="ＭＳ 明朝" w:hAnsi="Arial" w:cs="Times New Roman" w:hint="eastAsia"/>
+          <w:sz w:val="24"/>
+          <w:szCs w:val="24"/>
+          <w:u w:val="single"/>
+        </w:rPr>
+        <w:t xml:space="preserve">{f2}　　　　</w:t>
       </w:r>
     </w:p>
     <w:p>
@@ -384,7 +402,16 @@
           <w:sz w:val="24"/>
           <w:szCs w:val="24"/>
         </w:rPr>
-        <w:t>③担当者連絡先（部署・担当者名）　{f3}</w:t>
+        <w:t xml:space="preserve">③担当者連絡先（部署・担当者名）　</w:t>
+      </w:r>
+      <w:r>
+        <w:rPr>
+          <w:rFonts w:ascii="ＭＳ 明朝" w:eastAsia="ＭＳ 明朝" w:hAnsi="Arial" w:cs="Times New Roman" w:hint="eastAsia"/>
+          <w:sz w:val="24"/>
+          <w:szCs w:val="24"/>
+          <w:u w:val="single"/>
+        </w:rPr>
+        <w:t xml:space="preserve">{f3}　　　　</w:t>
       </w:r>
     </w:p>
     <w:p>
@@ -405,7 +432,16 @@
           <w:sz w:val="24"/>
           <w:szCs w:val="24"/>
         </w:rPr>
-        <w:t>④電　　話　　番　　号　{f4}</w:t>
+        <w:t xml:space="preserve">④電　　話　　番　　号　</w:t>
+      </w:r>
+      <w:r>
+        <w:rPr>
+          <w:rFonts w:ascii="ＭＳ 明朝" w:eastAsia="ＭＳ 明朝" w:hAnsi="Arial" w:cs="Times New Roman" w:hint="eastAsia"/>
+          <w:sz w:val="24"/>
+          <w:szCs w:val="24"/>
+          <w:u w:val="single"/>
+        </w:rPr>
+        <w:t xml:space="preserve">{f4}　　　　</w:t>
       </w:r>
     </w:p>
     <w:p>
@@ -426,7 +462,16 @@
           <w:sz w:val="24"/>
           <w:szCs w:val="24"/>
         </w:rPr>
-        <w:t>⑤メールアドレス　{f5}</w:t>
+        <w:t xml:space="preserve">⑤メールアドレス　</w:t>
+      </w:r>
+      <w:r>
+        <w:rPr>
+          <w:rFonts w:ascii="ＭＳ 明朝" w:eastAsia="ＭＳ 明朝" w:hAnsi="Arial" w:cs="Times New Roman" w:hint="eastAsia"/>
+          <w:sz w:val="24"/>
+          <w:szCs w:val="24"/>
+          <w:u w:val="single"/>
+        </w:rPr>
+        <w:t xml:space="preserve">{f5}　　　　</w:t>
       </w:r>
     </w:p>
     <w:p>
@@ -447,7 +492,16 @@
           <w:sz w:val="24"/>
           <w:szCs w:val="24"/>
         </w:rPr>
-        <w:t>⑥派遣先機関名　{f6}</w:t>
+        <w:t xml:space="preserve">⑥派遣先機関名　</w:t>
+      </w:r>
+      <w:r>
+        <w:rPr>
+          <w:rFonts w:ascii="ＭＳ 明朝" w:eastAsia="ＭＳ 明朝" w:hAnsi="Arial" w:cs="Times New Roman" w:hint="eastAsia"/>
+          <w:sz w:val="24"/>
+          <w:szCs w:val="24"/>
+          <w:u w:val="single"/>
+        </w:rPr>
+        <w:t xml:space="preserve">{f6}　　　　</w:t>
       </w:r>
     </w:p>
     <w:p>
@@ -468,7 +522,16 @@
           <w:sz w:val="24"/>
           <w:szCs w:val="24"/>
         </w:rPr>
-        <w:t>⑦派遣先事業所の所在地　{f7}</w:t>
+        <w:t xml:space="preserve">⑦派遣先事業所の所在地　</w:t>
+      </w:r>
+      <w:r>
+        <w:rPr>
+          <w:rFonts w:ascii="ＭＳ 明朝" w:eastAsia="ＭＳ 明朝" w:hAnsi="Arial" w:cs="Times New Roman" w:hint="eastAsia"/>
+          <w:sz w:val="24"/>
+          <w:szCs w:val="24"/>
+          <w:u w:val="single"/>
+        </w:rPr>
+        <w:t xml:space="preserve">{f7}　　　　</w:t>
       </w:r>
     </w:p>
     <w:p>

--- a/data/kyoryoku_template.docx
+++ b/data/kyoryoku_template.docx
@@ -342,16 +342,91 @@
           <w:sz w:val="24"/>
           <w:szCs w:val="24"/>
         </w:rPr>
-        <w:t xml:space="preserve">①特定技能所属機関名　</w:t>
-      </w:r>
-      <w:r>
-        <w:rPr>
-          <w:rFonts w:ascii="ＭＳ 明朝" w:eastAsia="ＭＳ 明朝" w:hAnsi="Arial" w:cs="Times New Roman" w:hint="eastAsia"/>
-          <w:sz w:val="24"/>
-          <w:szCs w:val="24"/>
-          <w:u w:val="single"/>
-        </w:rPr>
-        <w:t xml:space="preserve">{f1}　　　　</w:t>
+        <w:t>①</w:t>
+      </w:r>
+      <w:r>
+        <w:rPr>
+          <w:rFonts w:ascii="ＭＳ 明朝" w:eastAsia="ＭＳ 明朝" w:hAnsi="Arial" w:cs="Times New Roman" w:hint="eastAsia"/>
+          <w:spacing w:val="70"/>
+          <w:kern w:val="0"/>
+          <w:sz w:val="24"/>
+          <w:szCs w:val="24"/>
+          <w:fitText w:val="3360" w:id="-894268671"/>
+        </w:rPr>
+        <w:t>特定技能所属機関</w:t>
+      </w:r>
+      <w:r>
+        <w:rPr>
+          <w:rFonts w:ascii="ＭＳ 明朝" w:eastAsia="ＭＳ 明朝" w:hAnsi="Arial" w:cs="Times New Roman" w:hint="eastAsia"/>
+          <w:spacing w:val="40"/>
+          <w:kern w:val="0"/>
+          <w:sz w:val="24"/>
+          <w:szCs w:val="24"/>
+          <w:fitText w:val="3360" w:id="-894268671"/>
+        </w:rPr>
+        <w:t>名</w:t>
+      </w:r>
+      <w:r>
+        <w:rPr>
+          <w:rFonts w:ascii="ＭＳ 明朝" w:eastAsia="ＭＳ 明朝" w:hAnsi="Arial" w:cs="Times New Roman" w:hint="eastAsia"/>
+          <w:sz w:val="24"/>
+          <w:szCs w:val="24"/>
+        </w:rPr>
+        <w:t xml:space="preserve">　</w:t>
+      </w:r>
+      <w:r>
+        <w:rPr>
+          <w:rFonts w:ascii="ＭＳ 明朝" w:eastAsia="ＭＳ 明朝" w:hAnsi="Arial" w:cs="Times New Roman" w:hint="eastAsia"/>
+          <w:sz w:val="24"/>
+          <w:szCs w:val="24"/>
+          <w:u w:val="single"/>
+        </w:rPr>
+        <w:t xml:space="preserve">{f1}　</w:t>
+      </w:r>
+      <w:r>
+        <w:rPr>
+          <w:rFonts w:ascii="ＭＳ 明朝" w:eastAsia="ＭＳ 明朝" w:hAnsi="Arial" w:cs="Times New Roman" w:hint="eastAsia"/>
+          <w:sz w:val="24"/>
+          <w:szCs w:val="24"/>
+          <w:u w:val="single"/>
+        </w:rPr>
+        <w:t xml:space="preserve">　　　　</w:t>
+      </w:r>
+      <w:r>
+        <w:rPr>
+          <w:rFonts w:ascii="ＭＳ 明朝" w:eastAsia="ＭＳ 明朝" w:hAnsi="Arial" w:cs="Times New Roman" w:hint="eastAsia"/>
+          <w:sz w:val="24"/>
+          <w:szCs w:val="24"/>
+          <w:u w:val="single"/>
+        </w:rPr>
+        <w:t xml:space="preserve">　　</w:t>
+      </w:r>
+      <w:r>
+        <w:rPr>
+          <w:rFonts w:ascii="ＭＳ 明朝" w:eastAsia="ＭＳ 明朝" w:hAnsi="Arial" w:cs="Times New Roman" w:hint="eastAsia"/>
+          <w:sz w:val="24"/>
+          <w:szCs w:val="24"/>
+          <w:u w:val="single"/>
+        </w:rPr>
+        <w:t xml:space="preserve">　</w:t>
+      </w:r>
+      <w:r>
+        <w:rPr>
+          <w:rFonts w:ascii="ＭＳ 明朝" w:eastAsia="ＭＳ 明朝" w:hAnsi="Arial" w:cs="Times New Roman" w:hint="eastAsia"/>
+          <w:sz w:val="24"/>
+          <w:szCs w:val="24"/>
+          <w:u w:val="single"/>
+        </w:rPr>
+        <w:t xml:space="preserve">　</w:t>
+      </w:r>
+      <w:r>
+        <w:rPr>
+          <w:rFonts w:ascii="ＭＳ 明朝" w:eastAsia="ＭＳ 明朝" w:hAnsi="Arial" w:cs="Times New Roman" w:hint="eastAsia"/>
+          <w:sz w:val="24"/>
+          <w:szCs w:val="24"/>
+          <w:u w:val="single"/>
+        </w:rPr>
+        <w:t xml:space="preserve">　　　　</w:t>
       </w:r>
     </w:p>
     <w:p>
@@ -369,19 +444,107 @@
       <w:r>
         <w:rPr>
           <w:rFonts w:ascii="ＭＳ 明朝" w:eastAsia="ＭＳ 明朝" w:hAnsi="Arial" w:cs="Times New Roman" w:hint="eastAsia"/>
-          <w:sz w:val="24"/>
-          <w:szCs w:val="24"/>
-        </w:rPr>
-        <w:t xml:space="preserve">②事業所の所在地　</w:t>
-      </w:r>
-      <w:r>
-        <w:rPr>
-          <w:rFonts w:ascii="ＭＳ 明朝" w:eastAsia="ＭＳ 明朝" w:hAnsi="Arial" w:cs="Times New Roman" w:hint="eastAsia"/>
-          <w:sz w:val="24"/>
-          <w:szCs w:val="24"/>
-          <w:u w:val="single"/>
-        </w:rPr>
-        <w:t xml:space="preserve">{f2}　　　　</w:t>
+          <w:kern w:val="0"/>
+          <w:sz w:val="24"/>
+          <w:szCs w:val="24"/>
+        </w:rPr>
+        <w:t>②</w:t>
+      </w:r>
+      <w:r>
+        <w:rPr>
+          <w:rFonts w:ascii="ＭＳ 明朝" w:eastAsia="ＭＳ 明朝" w:hAnsi="Arial" w:cs="Times New Roman" w:hint="eastAsia"/>
+          <w:spacing w:val="140"/>
+          <w:kern w:val="0"/>
+          <w:sz w:val="24"/>
+          <w:szCs w:val="24"/>
+          <w:fitText w:val="3360" w:id="-894265856"/>
+        </w:rPr>
+        <w:t>事業所</w:t>
+      </w:r>
+      <w:r>
+        <w:rPr>
+          <w:rFonts w:ascii="ＭＳ 明朝" w:eastAsia="ＭＳ 明朝" w:hAnsi="Arial" w:cs="Times New Roman" w:hint="eastAsia"/>
+          <w:spacing w:val="140"/>
+          <w:kern w:val="0"/>
+          <w:sz w:val="24"/>
+          <w:szCs w:val="24"/>
+          <w:fitText w:val="3360" w:id="-894265856"/>
+        </w:rPr>
+        <w:t>の</w:t>
+      </w:r>
+      <w:r>
+        <w:rPr>
+          <w:rFonts w:ascii="ＭＳ 明朝" w:eastAsia="ＭＳ 明朝" w:hAnsi="Arial" w:cs="Times New Roman" w:hint="eastAsia"/>
+          <w:spacing w:val="140"/>
+          <w:kern w:val="0"/>
+          <w:sz w:val="24"/>
+          <w:szCs w:val="24"/>
+          <w:fitText w:val="3360" w:id="-894265856"/>
+        </w:rPr>
+        <w:t>所在</w:t>
+      </w:r>
+      <w:r>
+        <w:rPr>
+          <w:rFonts w:ascii="ＭＳ 明朝" w:eastAsia="ＭＳ 明朝" w:hAnsi="Arial" w:cs="Times New Roman" w:hint="eastAsia"/>
+          <w:kern w:val="0"/>
+          <w:sz w:val="24"/>
+          <w:szCs w:val="24"/>
+          <w:fitText w:val="3360" w:id="-894265856"/>
+        </w:rPr>
+        <w:t>地</w:t>
+      </w:r>
+      <w:r>
+        <w:rPr>
+          <w:rFonts w:ascii="ＭＳ 明朝" w:eastAsia="ＭＳ 明朝" w:hAnsi="Arial" w:cs="Times New Roman" w:hint="eastAsia"/>
+          <w:sz w:val="24"/>
+          <w:szCs w:val="24"/>
+        </w:rPr>
+        <w:t xml:space="preserve">　</w:t>
+      </w:r>
+      <w:r>
+        <w:rPr>
+          <w:rFonts w:ascii="ＭＳ 明朝" w:eastAsia="ＭＳ 明朝" w:hAnsi="Arial" w:cs="Times New Roman" w:hint="eastAsia"/>
+          <w:sz w:val="24"/>
+          <w:szCs w:val="24"/>
+          <w:u w:val="single"/>
+        </w:rPr>
+        <w:t xml:space="preserve">{f2}　</w:t>
+      </w:r>
+      <w:r>
+        <w:rPr>
+          <w:rFonts w:ascii="ＭＳ 明朝" w:eastAsia="ＭＳ 明朝" w:hAnsi="Arial" w:cs="Times New Roman" w:hint="eastAsia"/>
+          <w:sz w:val="24"/>
+          <w:szCs w:val="24"/>
+          <w:u w:val="single"/>
+        </w:rPr>
+        <w:t xml:space="preserve">　　　　　　</w:t>
+      </w:r>
+      <w:r>
+        <w:rPr>
+          <w:rFonts w:ascii="ＭＳ 明朝" w:eastAsia="ＭＳ 明朝" w:hAnsi="Arial" w:cs="Times New Roman" w:hint="eastAsia"/>
+          <w:sz w:val="24"/>
+          <w:szCs w:val="24"/>
+          <w:u w:val="single"/>
+        </w:rPr>
+        <w:t xml:space="preserve">　</w:t>
+      </w:r>
+      <w:r>
+        <w:rPr>
+          <w:rFonts w:ascii="ＭＳ 明朝" w:eastAsia="ＭＳ 明朝" w:hAnsi="Arial" w:cs="Times New Roman" w:hint="eastAsia"/>
+          <w:sz w:val="24"/>
+          <w:szCs w:val="24"/>
+          <w:u w:val="single"/>
+        </w:rPr>
+        <w:t xml:space="preserve">　</w:t>
+      </w:r>
+      <w:r>
+        <w:rPr>
+          <w:rFonts w:ascii="ＭＳ 明朝" w:eastAsia="ＭＳ 明朝" w:hAnsi="Arial" w:cs="Times New Roman" w:hint="eastAsia"/>
+          <w:sz w:val="24"/>
+          <w:szCs w:val="24"/>
+          <w:u w:val="single"/>
+        </w:rPr>
+        <w:t xml:space="preserve">　　　　</w:t>
       </w:r>
     </w:p>
     <w:p>
@@ -402,16 +565,93 @@
           <w:sz w:val="24"/>
           <w:szCs w:val="24"/>
         </w:rPr>
-        <w:t xml:space="preserve">③担当者連絡先（部署・担当者名）　</w:t>
-      </w:r>
-      <w:r>
-        <w:rPr>
-          <w:rFonts w:ascii="ＭＳ 明朝" w:eastAsia="ＭＳ 明朝" w:hAnsi="Arial" w:cs="Times New Roman" w:hint="eastAsia"/>
-          <w:sz w:val="24"/>
-          <w:szCs w:val="24"/>
-          <w:u w:val="single"/>
-        </w:rPr>
-        <w:t xml:space="preserve">{f3}　　　　</w:t>
+        <w:t>③</w:t>
+      </w:r>
+      <w:r>
+        <w:rPr>
+          <w:rFonts w:ascii="ＭＳ 明朝" w:eastAsia="ＭＳ 明朝" w:hAnsi="Arial" w:cs="Times New Roman" w:hint="eastAsia"/>
+          <w:sz w:val="24"/>
+          <w:szCs w:val="24"/>
+        </w:rPr>
+        <w:t>担当者連絡先（部署</w:t>
+      </w:r>
+      <w:r>
+        <w:rPr>
+          <w:rFonts w:ascii="ＭＳ 明朝" w:eastAsia="ＭＳ 明朝" w:hAnsi="Arial" w:cs="Times New Roman" w:hint="eastAsia"/>
+          <w:sz w:val="24"/>
+          <w:szCs w:val="24"/>
+        </w:rPr>
+        <w:t>・担当者</w:t>
+      </w:r>
+      <w:r>
+        <w:rPr>
+          <w:rFonts w:ascii="ＭＳ 明朝" w:eastAsia="ＭＳ 明朝" w:hAnsi="Arial" w:cs="Times New Roman" w:hint="eastAsia"/>
+          <w:sz w:val="24"/>
+          <w:szCs w:val="24"/>
+        </w:rPr>
+        <w:t>名</w:t>
+      </w:r>
+      <w:r>
+        <w:rPr>
+          <w:rFonts w:ascii="ＭＳ 明朝" w:eastAsia="ＭＳ 明朝" w:hAnsi="Arial" w:cs="Times New Roman" w:hint="eastAsia"/>
+          <w:sz w:val="24"/>
+          <w:szCs w:val="24"/>
+        </w:rPr>
+        <w:t>）</w:t>
+      </w:r>
+      <w:r>
+        <w:rPr>
+          <w:rFonts w:ascii="ＭＳ 明朝" w:eastAsia="ＭＳ 明朝" w:hAnsi="Arial" w:cs="Times New Roman" w:hint="eastAsia"/>
+          <w:sz w:val="24"/>
+          <w:szCs w:val="24"/>
+          <w:u w:val="single"/>
+        </w:rPr>
+        <w:t xml:space="preserve">{f3}　</w:t>
+      </w:r>
+      <w:r>
+        <w:rPr>
+          <w:rFonts w:ascii="ＭＳ 明朝" w:eastAsia="ＭＳ 明朝" w:hAnsi="Arial" w:cs="Times New Roman" w:hint="eastAsia"/>
+          <w:sz w:val="24"/>
+          <w:szCs w:val="24"/>
+          <w:u w:val="single"/>
+        </w:rPr>
+        <w:t xml:space="preserve">　　</w:t>
+      </w:r>
+      <w:r>
+        <w:rPr>
+          <w:rFonts w:ascii="ＭＳ 明朝" w:eastAsia="ＭＳ 明朝" w:hAnsi="Arial" w:cs="Times New Roman" w:hint="eastAsia"/>
+          <w:sz w:val="24"/>
+          <w:szCs w:val="24"/>
+          <w:u w:val="single"/>
+        </w:rPr>
+        <w:t xml:space="preserve">　　</w:t>
+      </w:r>
+      <w:r>
+        <w:rPr>
+          <w:rFonts w:ascii="ＭＳ 明朝" w:eastAsia="ＭＳ 明朝" w:hAnsi="Arial" w:cs="Times New Roman" w:hint="eastAsia"/>
+          <w:sz w:val="24"/>
+          <w:szCs w:val="24"/>
+          <w:u w:val="single"/>
+        </w:rPr>
+        <w:t xml:space="preserve">　　</w:t>
+      </w:r>
+      <w:r>
+        <w:rPr>
+          <w:rFonts w:ascii="ＭＳ 明朝" w:eastAsia="ＭＳ 明朝" w:hAnsi="Arial" w:cs="Times New Roman" w:hint="eastAsia"/>
+          <w:sz w:val="24"/>
+          <w:szCs w:val="24"/>
+          <w:u w:val="single"/>
+        </w:rPr>
+        <w:t xml:space="preserve">　</w:t>
+      </w:r>
+      <w:r>
+        <w:rPr>
+          <w:rFonts w:ascii="ＭＳ 明朝" w:eastAsia="ＭＳ 明朝" w:hAnsi="Arial" w:cs="Times New Roman" w:hint="eastAsia"/>
+          <w:sz w:val="24"/>
+          <w:szCs w:val="24"/>
+          <w:u w:val="single"/>
+        </w:rPr>
+        <w:t xml:space="preserve">　　　　　</w:t>
       </w:r>
     </w:p>
     <w:p>
@@ -429,19 +669,104 @@
       <w:r>
         <w:rPr>
           <w:rFonts w:ascii="ＭＳ 明朝" w:eastAsia="ＭＳ 明朝" w:hAnsi="Arial" w:cs="Times New Roman" w:hint="eastAsia"/>
-          <w:sz w:val="24"/>
-          <w:szCs w:val="24"/>
-        </w:rPr>
-        <w:t xml:space="preserve">④電　　話　　番　　号　</w:t>
-      </w:r>
-      <w:r>
-        <w:rPr>
-          <w:rFonts w:ascii="ＭＳ 明朝" w:eastAsia="ＭＳ 明朝" w:hAnsi="Arial" w:cs="Times New Roman" w:hint="eastAsia"/>
-          <w:sz w:val="24"/>
-          <w:szCs w:val="24"/>
-          <w:u w:val="single"/>
-        </w:rPr>
-        <w:t xml:space="preserve">{f4}　　　　</w:t>
+          <w:kern w:val="0"/>
+          <w:sz w:val="24"/>
+          <w:szCs w:val="24"/>
+        </w:rPr>
+        <w:t>④</w:t>
+      </w:r>
+      <w:r>
+        <w:rPr>
+          <w:rFonts w:ascii="ＭＳ 明朝" w:eastAsia="ＭＳ 明朝" w:hAnsi="Arial" w:cs="Times New Roman" w:hint="eastAsia"/>
+          <w:spacing w:val="53"/>
+          <w:kern w:val="0"/>
+          <w:sz w:val="24"/>
+          <w:szCs w:val="24"/>
+          <w:fitText w:val="3360" w:id="-894268670"/>
+        </w:rPr>
+        <w:t xml:space="preserve">電　　話　　番　　</w:t>
+      </w:r>
+      <w:r>
+        <w:rPr>
+          <w:rFonts w:ascii="ＭＳ 明朝" w:eastAsia="ＭＳ 明朝" w:hAnsi="Arial" w:cs="Times New Roman" w:hint="eastAsia"/>
+          <w:spacing w:val="3"/>
+          <w:kern w:val="0"/>
+          <w:sz w:val="24"/>
+          <w:szCs w:val="24"/>
+          <w:fitText w:val="3360" w:id="-894268670"/>
+        </w:rPr>
+        <w:t>号</w:t>
+      </w:r>
+      <w:r>
+        <w:rPr>
+          <w:rFonts w:ascii="ＭＳ 明朝" w:eastAsia="ＭＳ 明朝" w:hAnsi="Arial" w:cs="Times New Roman" w:hint="eastAsia"/>
+          <w:sz w:val="24"/>
+          <w:szCs w:val="24"/>
+        </w:rPr>
+        <w:t xml:space="preserve">　</w:t>
+      </w:r>
+      <w:r>
+        <w:rPr>
+          <w:rFonts w:ascii="ＭＳ 明朝" w:eastAsia="ＭＳ 明朝" w:hAnsi="Arial" w:cs="Times New Roman" w:hint="eastAsia"/>
+          <w:sz w:val="24"/>
+          <w:szCs w:val="24"/>
+          <w:u w:val="single"/>
+        </w:rPr>
+        <w:t xml:space="preserve">{f4}　</w:t>
+      </w:r>
+      <w:r>
+        <w:rPr>
+          <w:rFonts w:ascii="ＭＳ 明朝" w:eastAsia="ＭＳ 明朝" w:hAnsi="Arial" w:cs="Times New Roman" w:hint="eastAsia"/>
+          <w:sz w:val="24"/>
+          <w:szCs w:val="24"/>
+          <w:u w:val="single"/>
+        </w:rPr>
+        <w:t xml:space="preserve">　　</w:t>
+      </w:r>
+      <w:r>
+        <w:rPr>
+          <w:rFonts w:ascii="ＭＳ 明朝" w:eastAsia="ＭＳ 明朝" w:hAnsi="Arial" w:cs="Times New Roman" w:hint="eastAsia"/>
+          <w:sz w:val="24"/>
+          <w:szCs w:val="24"/>
+          <w:u w:val="single"/>
+        </w:rPr>
+        <w:t xml:space="preserve">　</w:t>
+      </w:r>
+      <w:r>
+        <w:rPr>
+          <w:rFonts w:ascii="ＭＳ 明朝" w:eastAsia="ＭＳ 明朝" w:hAnsi="Arial" w:cs="Times New Roman" w:hint="eastAsia"/>
+          <w:sz w:val="24"/>
+          <w:szCs w:val="24"/>
+          <w:u w:val="single"/>
+        </w:rPr>
+        <w:t xml:space="preserve">　</w:t>
+      </w:r>
+      <w:r>
+        <w:rPr>
+          <w:rFonts w:ascii="ＭＳ 明朝" w:eastAsia="ＭＳ 明朝" w:hAnsi="Arial" w:cs="Times New Roman" w:hint="eastAsia"/>
+          <w:sz w:val="24"/>
+          <w:szCs w:val="24"/>
+          <w:u w:val="single"/>
+        </w:rPr>
+        <w:t xml:space="preserve">　　</w:t>
+      </w:r>
+      <w:r>
+        <w:rPr>
+          <w:rFonts w:ascii="ＭＳ 明朝" w:eastAsia="ＭＳ 明朝" w:hAnsi="Arial" w:cs="Times New Roman" w:hint="eastAsia"/>
+          <w:sz w:val="24"/>
+          <w:szCs w:val="24"/>
+          <w:u w:val="single"/>
+        </w:rPr>
+        <w:t xml:space="preserve">　　</w:t>
+      </w:r>
+      <w:r>
+        <w:rPr>
+          <w:rFonts w:ascii="ＭＳ 明朝" w:eastAsia="ＭＳ 明朝" w:hAnsi="Arial" w:cs="Times New Roman" w:hint="eastAsia"/>
+          <w:sz w:val="24"/>
+          <w:szCs w:val="24"/>
+          <w:u w:val="single"/>
+        </w:rPr>
+        <w:t xml:space="preserve">　　　　</w:t>
       </w:r>
     </w:p>
     <w:p>
@@ -459,19 +784,76 @@
       <w:r>
         <w:rPr>
           <w:rFonts w:ascii="ＭＳ 明朝" w:eastAsia="ＭＳ 明朝" w:hAnsi="Arial" w:cs="Times New Roman" w:hint="eastAsia"/>
-          <w:sz w:val="24"/>
-          <w:szCs w:val="24"/>
-        </w:rPr>
-        <w:t xml:space="preserve">⑤メールアドレス　</w:t>
-      </w:r>
-      <w:r>
-        <w:rPr>
-          <w:rFonts w:ascii="ＭＳ 明朝" w:eastAsia="ＭＳ 明朝" w:hAnsi="Arial" w:cs="Times New Roman" w:hint="eastAsia"/>
-          <w:sz w:val="24"/>
-          <w:szCs w:val="24"/>
-          <w:u w:val="single"/>
-        </w:rPr>
-        <w:t xml:space="preserve">{f5}　　　　</w:t>
+          <w:kern w:val="0"/>
+          <w:sz w:val="24"/>
+          <w:szCs w:val="24"/>
+        </w:rPr>
+        <w:t>⑤</w:t>
+      </w:r>
+      <w:r>
+        <w:rPr>
+          <w:rFonts w:ascii="ＭＳ 明朝" w:eastAsia="ＭＳ 明朝" w:hAnsi="Arial" w:cs="Times New Roman" w:hint="eastAsia"/>
+          <w:spacing w:val="140"/>
+          <w:kern w:val="0"/>
+          <w:sz w:val="24"/>
+          <w:szCs w:val="24"/>
+          <w:fitText w:val="3360" w:id="-894268416"/>
+        </w:rPr>
+        <w:t>メールアドレ</w:t>
+      </w:r>
+      <w:r>
+        <w:rPr>
+          <w:rFonts w:ascii="ＭＳ 明朝" w:eastAsia="ＭＳ 明朝" w:hAnsi="Arial" w:cs="Times New Roman" w:hint="eastAsia"/>
+          <w:kern w:val="0"/>
+          <w:sz w:val="24"/>
+          <w:szCs w:val="24"/>
+          <w:fitText w:val="3360" w:id="-894268416"/>
+        </w:rPr>
+        <w:t>ス</w:t>
+      </w:r>
+      <w:r>
+        <w:rPr>
+          <w:rFonts w:ascii="ＭＳ 明朝" w:eastAsia="ＭＳ 明朝" w:hAnsi="Arial" w:cs="Times New Roman" w:hint="eastAsia"/>
+          <w:sz w:val="24"/>
+          <w:szCs w:val="24"/>
+        </w:rPr>
+        <w:t xml:space="preserve">　</w:t>
+      </w:r>
+      <w:r>
+        <w:rPr>
+          <w:rFonts w:ascii="ＭＳ 明朝" w:eastAsia="ＭＳ 明朝" w:hAnsi="Arial" w:cs="Times New Roman" w:hint="eastAsia"/>
+          <w:sz w:val="24"/>
+          <w:szCs w:val="24"/>
+          <w:u w:val="single"/>
+        </w:rPr>
+        <w:t xml:space="preserve">{f5}　</w:t>
+      </w:r>
+      <w:r>
+        <w:rPr>
+          <w:rFonts w:ascii="ＭＳ 明朝" w:eastAsia="ＭＳ 明朝" w:hAnsi="Arial" w:cs="Times New Roman" w:hint="eastAsia"/>
+          <w:sz w:val="24"/>
+          <w:szCs w:val="24"/>
+          <w:u w:val="single"/>
+        </w:rPr>
+        <w:t xml:space="preserve">　</w:t>
+      </w:r>
+      <w:r>
+        <w:rPr>
+          <w:rFonts w:ascii="ＭＳ 明朝" w:eastAsia="ＭＳ 明朝" w:hAnsi="Arial" w:cs="Times New Roman" w:hint="eastAsia"/>
+          <w:sz w:val="24"/>
+          <w:szCs w:val="24"/>
+          <w:u w:val="single"/>
+        </w:rPr>
+        <w:t xml:space="preserve">　　</w:t>
+      </w:r>
+      <w:r>
+        <w:rPr>
+          <w:rFonts w:ascii="ＭＳ 明朝" w:eastAsia="ＭＳ 明朝" w:hAnsi="Arial" w:cs="Times New Roman" w:hint="eastAsia"/>
+          <w:sz w:val="24"/>
+          <w:szCs w:val="24"/>
+          <w:u w:val="single"/>
+        </w:rPr>
+        <w:t xml:space="preserve">　　　　　　　　　</w:t>
       </w:r>
     </w:p>
     <w:p>
@@ -489,19 +871,85 @@
       <w:r>
         <w:rPr>
           <w:rFonts w:ascii="ＭＳ 明朝" w:eastAsia="ＭＳ 明朝" w:hAnsi="Arial" w:cs="Times New Roman" w:hint="eastAsia"/>
-          <w:sz w:val="24"/>
-          <w:szCs w:val="24"/>
-        </w:rPr>
-        <w:t xml:space="preserve">⑥派遣先機関名　</w:t>
-      </w:r>
-      <w:r>
-        <w:rPr>
-          <w:rFonts w:ascii="ＭＳ 明朝" w:eastAsia="ＭＳ 明朝" w:hAnsi="Arial" w:cs="Times New Roman" w:hint="eastAsia"/>
-          <w:sz w:val="24"/>
-          <w:szCs w:val="24"/>
-          <w:u w:val="single"/>
-        </w:rPr>
-        <w:t xml:space="preserve">{f6}　　　　</w:t>
+          <w:kern w:val="0"/>
+          <w:sz w:val="24"/>
+          <w:szCs w:val="24"/>
+        </w:rPr>
+        <w:t>⑥</w:t>
+      </w:r>
+      <w:r>
+        <w:rPr>
+          <w:rFonts w:ascii="ＭＳ 明朝" w:eastAsia="ＭＳ 明朝" w:hAnsi="Arial" w:cs="Times New Roman" w:hint="eastAsia"/>
+          <w:spacing w:val="192"/>
+          <w:kern w:val="0"/>
+          <w:sz w:val="24"/>
+          <w:szCs w:val="24"/>
+          <w:fitText w:val="3360" w:id="-691884288"/>
+        </w:rPr>
+        <w:t>派遣先機関</w:t>
+      </w:r>
+      <w:r>
+        <w:rPr>
+          <w:rFonts w:ascii="ＭＳ 明朝" w:eastAsia="ＭＳ 明朝" w:hAnsi="Arial" w:cs="Times New Roman" w:hint="eastAsia"/>
+          <w:kern w:val="0"/>
+          <w:sz w:val="24"/>
+          <w:szCs w:val="24"/>
+          <w:fitText w:val="3360" w:id="-691884288"/>
+        </w:rPr>
+        <w:t>名</w:t>
+      </w:r>
+      <w:r>
+        <w:rPr>
+          <w:rFonts w:ascii="ＭＳ 明朝" w:eastAsia="ＭＳ 明朝" w:hAnsi="Arial" w:cs="Times New Roman" w:hint="eastAsia"/>
+          <w:sz w:val="24"/>
+          <w:szCs w:val="24"/>
+        </w:rPr>
+        <w:t xml:space="preserve">　</w:t>
+      </w:r>
+      <w:r>
+        <w:rPr>
+          <w:rFonts w:ascii="ＭＳ 明朝" w:eastAsia="ＭＳ 明朝" w:hAnsi="Arial" w:cs="Times New Roman" w:hint="eastAsia"/>
+          <w:sz w:val="24"/>
+          <w:szCs w:val="24"/>
+          <w:u w:val="single"/>
+        </w:rPr>
+        <w:t xml:space="preserve">{f6}　</w:t>
+      </w:r>
+      <w:r>
+        <w:rPr>
+          <w:rFonts w:ascii="ＭＳ 明朝" w:eastAsia="ＭＳ 明朝" w:hAnsi="Arial" w:cs="Times New Roman" w:hint="eastAsia"/>
+          <w:sz w:val="24"/>
+          <w:szCs w:val="24"/>
+          <w:u w:val="single"/>
+        </w:rPr>
+        <w:t xml:space="preserve">　　　　　　</w:t>
+      </w:r>
+      <w:r>
+        <w:rPr>
+          <w:rFonts w:ascii="ＭＳ 明朝" w:eastAsia="ＭＳ 明朝" w:hAnsi="Arial" w:cs="Times New Roman" w:hint="eastAsia"/>
+          <w:sz w:val="24"/>
+          <w:szCs w:val="24"/>
+          <w:u w:val="single"/>
+        </w:rPr>
+        <w:t xml:space="preserve">　</w:t>
+      </w:r>
+      <w:r>
+        <w:rPr>
+          <w:rFonts w:ascii="ＭＳ 明朝" w:eastAsia="ＭＳ 明朝" w:hAnsi="Arial" w:cs="Times New Roman" w:hint="eastAsia"/>
+          <w:sz w:val="24"/>
+          <w:szCs w:val="24"/>
+          <w:u w:val="single"/>
+        </w:rPr>
+        <w:t xml:space="preserve">　</w:t>
+      </w:r>
+      <w:r>
+        <w:rPr>
+          <w:rFonts w:ascii="ＭＳ 明朝" w:eastAsia="ＭＳ 明朝" w:hAnsi="Arial" w:cs="Times New Roman" w:hint="eastAsia"/>
+          <w:sz w:val="24"/>
+          <w:szCs w:val="24"/>
+          <w:u w:val="single"/>
+        </w:rPr>
+        <w:t xml:space="preserve">　　　　</w:t>
       </w:r>
     </w:p>
     <w:p>
@@ -522,16 +970,74 @@
           <w:sz w:val="24"/>
           <w:szCs w:val="24"/>
         </w:rPr>
-        <w:t xml:space="preserve">⑦派遣先事業所の所在地　</w:t>
-      </w:r>
-      <w:r>
-        <w:rPr>
-          <w:rFonts w:ascii="ＭＳ 明朝" w:eastAsia="ＭＳ 明朝" w:hAnsi="Arial" w:cs="Times New Roman" w:hint="eastAsia"/>
-          <w:sz w:val="24"/>
-          <w:szCs w:val="24"/>
-          <w:u w:val="single"/>
-        </w:rPr>
-        <w:t xml:space="preserve">{f7}　　　　</w:t>
+        <w:t>⑦</w:t>
+      </w:r>
+      <w:r>
+        <w:rPr>
+          <w:rFonts w:ascii="ＭＳ 明朝" w:eastAsia="ＭＳ 明朝" w:hAnsi="Arial" w:cs="Times New Roman" w:hint="eastAsia"/>
+          <w:spacing w:val="53"/>
+          <w:kern w:val="0"/>
+          <w:sz w:val="24"/>
+          <w:szCs w:val="24"/>
+          <w:fitText w:val="3360" w:id="-691884544"/>
+        </w:rPr>
+        <w:t>派遣先事業所の所在</w:t>
+      </w:r>
+      <w:r>
+        <w:rPr>
+          <w:rFonts w:ascii="ＭＳ 明朝" w:eastAsia="ＭＳ 明朝" w:hAnsi="Arial" w:cs="Times New Roman" w:hint="eastAsia"/>
+          <w:spacing w:val="3"/>
+          <w:kern w:val="0"/>
+          <w:sz w:val="24"/>
+          <w:szCs w:val="24"/>
+          <w:fitText w:val="3360" w:id="-691884544"/>
+        </w:rPr>
+        <w:t>地</w:t>
+      </w:r>
+      <w:r>
+        <w:rPr>
+          <w:rFonts w:ascii="ＭＳ 明朝" w:eastAsia="ＭＳ 明朝" w:hAnsi="Arial" w:cs="Times New Roman" w:hint="eastAsia"/>
+          <w:kern w:val="0"/>
+          <w:sz w:val="24"/>
+          <w:szCs w:val="24"/>
+        </w:rPr>
+        <w:t xml:space="preserve">　</w:t>
+      </w:r>
+      <w:r>
+        <w:rPr>
+          <w:rFonts w:ascii="ＭＳ 明朝" w:eastAsia="ＭＳ 明朝" w:hAnsi="Arial" w:cs="Times New Roman" w:hint="eastAsia"/>
+          <w:sz w:val="24"/>
+          <w:szCs w:val="24"/>
+          <w:u w:val="single"/>
+        </w:rPr>
+        <w:t xml:space="preserve">{f7}　</w:t>
+      </w:r>
+      <w:r>
+        <w:rPr>
+          <w:rFonts w:ascii="ＭＳ 明朝" w:eastAsia="ＭＳ 明朝" w:hAnsi="Arial" w:cs="Times New Roman" w:hint="eastAsia"/>
+          <w:sz w:val="24"/>
+          <w:szCs w:val="24"/>
+          <w:u w:val="single"/>
+        </w:rPr>
+        <w:t xml:space="preserve">　　　　</w:t>
+      </w:r>
+      <w:r>
+        <w:rPr>
+          <w:rFonts w:ascii="ＭＳ 明朝" w:eastAsia="ＭＳ 明朝" w:hAnsi="Arial" w:cs="Times New Roman" w:hint="eastAsia"/>
+          <w:sz w:val="24"/>
+          <w:szCs w:val="24"/>
+          <w:u w:val="single"/>
+        </w:rPr>
+        <w:t xml:space="preserve">　　</w:t>
+      </w:r>
+      <w:r>
+        <w:rPr>
+          <w:rFonts w:ascii="ＭＳ 明朝" w:eastAsia="ＭＳ 明朝" w:hAnsi="Arial" w:cs="Times New Roman" w:hint="eastAsia"/>
+          <w:sz w:val="24"/>
+          <w:szCs w:val="24"/>
+          <w:u w:val="single"/>
+        </w:rPr>
+        <w:t xml:space="preserve">　　　　　　</w:t>
       </w:r>
     </w:p>
     <w:p>

--- a/data/kyoryoku_template.docx
+++ b/data/kyoryoku_template.docx
@@ -31,14 +31,6 @@
           <w:u w:val="single"/>
         </w:rPr>
         <w:t>{addr_to}</w:t>
-      </w:r>
-      <w:r>
-        <w:rPr>
-          <w:rFonts w:ascii="ＭＳ 明朝" w:eastAsia="ＭＳ 明朝" w:hAnsi="Arial" w:cs="Times New Roman" w:hint="eastAsia"/>
-          <w:sz w:val="24"/>
-          <w:szCs w:val="24"/>
-        </w:rPr>
-        <w:t xml:space="preserve">　殿</w:t>
       </w:r>
     </w:p>
     <w:p>

--- a/data/kyoryoku_template.docx
+++ b/data/kyoryoku_template.docx
@@ -318,6 +318,9 @@
     </w:p>
     <w:p>
       <w:pPr>
+        <w:tabs>
+          <w:tab w:val="left" w:pos="4500"/>
+        </w:tabs>
         <w:spacing w:beforeLines="50" w:before="156" w:afterLines="50" w:after="156" w:line="240" w:lineRule="atLeast"/>
         <w:ind w:firstLineChars="700" w:firstLine="1680"/>
         <w:jc w:val="left"/>
@@ -334,37 +337,15 @@
           <w:sz w:val="24"/>
           <w:szCs w:val="24"/>
         </w:rPr>
-        <w:t>①</w:t>
-      </w:r>
-      <w:r>
-        <w:rPr>
-          <w:rFonts w:ascii="ＭＳ 明朝" w:eastAsia="ＭＳ 明朝" w:hAnsi="Arial" w:cs="Times New Roman" w:hint="eastAsia"/>
-          <w:spacing w:val="70"/>
-          <w:kern w:val="0"/>
-          <w:sz w:val="24"/>
-          <w:szCs w:val="24"/>
-          <w:fitText w:val="3360" w:id="-894268671"/>
-        </w:rPr>
-        <w:t>特定技能所属機関</w:t>
-      </w:r>
-      <w:r>
-        <w:rPr>
-          <w:rFonts w:ascii="ＭＳ 明朝" w:eastAsia="ＭＳ 明朝" w:hAnsi="Arial" w:cs="Times New Roman" w:hint="eastAsia"/>
-          <w:spacing w:val="40"/>
-          <w:kern w:val="0"/>
-          <w:sz w:val="24"/>
-          <w:szCs w:val="24"/>
-          <w:fitText w:val="3360" w:id="-894268671"/>
-        </w:rPr>
-        <w:t>名</w:t>
-      </w:r>
-      <w:r>
-        <w:rPr>
-          <w:rFonts w:ascii="ＭＳ 明朝" w:eastAsia="ＭＳ 明朝" w:hAnsi="Arial" w:cs="Times New Roman" w:hint="eastAsia"/>
-          <w:sz w:val="24"/>
-          <w:szCs w:val="24"/>
-        </w:rPr>
-        <w:t xml:space="preserve">　</w:t>
+        <w:t>①特定技能所属機関名</w:t>
+      </w:r>
+      <w:r>
+        <w:rPr>
+          <w:rFonts w:ascii="ＭＳ 明朝" w:eastAsia="ＭＳ 明朝" w:hAnsi="Arial" w:cs="Times New Roman" w:hint="eastAsia"/>
+          <w:sz w:val="24"/>
+          <w:szCs w:val="24"/>
+        </w:rPr>
+        <w:tab/>
       </w:r>
       <w:r>
         <w:rPr>
@@ -373,56 +354,14 @@
           <w:szCs w:val="24"/>
           <w:u w:val="single"/>
         </w:rPr>
-        <w:t xml:space="preserve">{f1}　</w:t>
-      </w:r>
-      <w:r>
-        <w:rPr>
-          <w:rFonts w:ascii="ＭＳ 明朝" w:eastAsia="ＭＳ 明朝" w:hAnsi="Arial" w:cs="Times New Roman" w:hint="eastAsia"/>
-          <w:sz w:val="24"/>
-          <w:szCs w:val="24"/>
-          <w:u w:val="single"/>
-        </w:rPr>
-        <w:t xml:space="preserve">　　　　</w:t>
-      </w:r>
-      <w:r>
-        <w:rPr>
-          <w:rFonts w:ascii="ＭＳ 明朝" w:eastAsia="ＭＳ 明朝" w:hAnsi="Arial" w:cs="Times New Roman" w:hint="eastAsia"/>
-          <w:sz w:val="24"/>
-          <w:szCs w:val="24"/>
-          <w:u w:val="single"/>
-        </w:rPr>
-        <w:t xml:space="preserve">　　</w:t>
-      </w:r>
-      <w:r>
-        <w:rPr>
-          <w:rFonts w:ascii="ＭＳ 明朝" w:eastAsia="ＭＳ 明朝" w:hAnsi="Arial" w:cs="Times New Roman" w:hint="eastAsia"/>
-          <w:sz w:val="24"/>
-          <w:szCs w:val="24"/>
-          <w:u w:val="single"/>
-        </w:rPr>
-        <w:t xml:space="preserve">　</w:t>
-      </w:r>
-      <w:r>
-        <w:rPr>
-          <w:rFonts w:ascii="ＭＳ 明朝" w:eastAsia="ＭＳ 明朝" w:hAnsi="Arial" w:cs="Times New Roman" w:hint="eastAsia"/>
-          <w:sz w:val="24"/>
-          <w:szCs w:val="24"/>
-          <w:u w:val="single"/>
-        </w:rPr>
-        <w:t xml:space="preserve">　</w:t>
-      </w:r>
-      <w:r>
-        <w:rPr>
-          <w:rFonts w:ascii="ＭＳ 明朝" w:eastAsia="ＭＳ 明朝" w:hAnsi="Arial" w:cs="Times New Roman" w:hint="eastAsia"/>
-          <w:sz w:val="24"/>
-          <w:szCs w:val="24"/>
-          <w:u w:val="single"/>
-        </w:rPr>
-        <w:t xml:space="preserve">　　　　</w:t>
-      </w:r>
-    </w:p>
-    <w:p>
-      <w:pPr>
+        <w:t xml:space="preserve">{f1}　　　　　　　　　　　　　　　　　　</w:t>
+      </w:r>
+    </w:p>
+    <w:p>
+      <w:pPr>
+        <w:tabs>
+          <w:tab w:val="left" w:pos="4500"/>
+        </w:tabs>
         <w:spacing w:beforeLines="50" w:before="156" w:afterLines="50" w:after="156" w:line="240" w:lineRule="atLeast"/>
         <w:ind w:firstLineChars="700" w:firstLine="1680"/>
         <w:jc w:val="left"/>
@@ -436,62 +375,18 @@
       <w:r>
         <w:rPr>
           <w:rFonts w:ascii="ＭＳ 明朝" w:eastAsia="ＭＳ 明朝" w:hAnsi="Arial" w:cs="Times New Roman" w:hint="eastAsia"/>
-          <w:kern w:val="0"/>
-          <w:sz w:val="24"/>
-          <w:szCs w:val="24"/>
-        </w:rPr>
-        <w:t>②</w:t>
-      </w:r>
-      <w:r>
-        <w:rPr>
-          <w:rFonts w:ascii="ＭＳ 明朝" w:eastAsia="ＭＳ 明朝" w:hAnsi="Arial" w:cs="Times New Roman" w:hint="eastAsia"/>
-          <w:spacing w:val="140"/>
-          <w:kern w:val="0"/>
-          <w:sz w:val="24"/>
-          <w:szCs w:val="24"/>
-          <w:fitText w:val="3360" w:id="-894265856"/>
-        </w:rPr>
-        <w:t>事業所</w:t>
-      </w:r>
-      <w:r>
-        <w:rPr>
-          <w:rFonts w:ascii="ＭＳ 明朝" w:eastAsia="ＭＳ 明朝" w:hAnsi="Arial" w:cs="Times New Roman" w:hint="eastAsia"/>
-          <w:spacing w:val="140"/>
-          <w:kern w:val="0"/>
-          <w:sz w:val="24"/>
-          <w:szCs w:val="24"/>
-          <w:fitText w:val="3360" w:id="-894265856"/>
-        </w:rPr>
-        <w:t>の</w:t>
-      </w:r>
-      <w:r>
-        <w:rPr>
-          <w:rFonts w:ascii="ＭＳ 明朝" w:eastAsia="ＭＳ 明朝" w:hAnsi="Arial" w:cs="Times New Roman" w:hint="eastAsia"/>
-          <w:spacing w:val="140"/>
-          <w:kern w:val="0"/>
-          <w:sz w:val="24"/>
-          <w:szCs w:val="24"/>
-          <w:fitText w:val="3360" w:id="-894265856"/>
-        </w:rPr>
-        <w:t>所在</w:t>
-      </w:r>
-      <w:r>
-        <w:rPr>
-          <w:rFonts w:ascii="ＭＳ 明朝" w:eastAsia="ＭＳ 明朝" w:hAnsi="Arial" w:cs="Times New Roman" w:hint="eastAsia"/>
-          <w:kern w:val="0"/>
-          <w:sz w:val="24"/>
-          <w:szCs w:val="24"/>
-          <w:fitText w:val="3360" w:id="-894265856"/>
-        </w:rPr>
-        <w:t>地</w:t>
-      </w:r>
-      <w:r>
-        <w:rPr>
-          <w:rFonts w:ascii="ＭＳ 明朝" w:eastAsia="ＭＳ 明朝" w:hAnsi="Arial" w:cs="Times New Roman" w:hint="eastAsia"/>
-          <w:sz w:val="24"/>
-          <w:szCs w:val="24"/>
-        </w:rPr>
-        <w:t xml:space="preserve">　</w:t>
+          <w:sz w:val="24"/>
+          <w:szCs w:val="24"/>
+        </w:rPr>
+        <w:t>②事業所の所在地</w:t>
+      </w:r>
+      <w:r>
+        <w:rPr>
+          <w:rFonts w:ascii="ＭＳ 明朝" w:eastAsia="ＭＳ 明朝" w:hAnsi="Arial" w:cs="Times New Roman" w:hint="eastAsia"/>
+          <w:sz w:val="24"/>
+          <w:szCs w:val="24"/>
+        </w:rPr>
+        <w:tab/>
       </w:r>
       <w:r>
         <w:rPr>
@@ -500,47 +395,14 @@
           <w:szCs w:val="24"/>
           <w:u w:val="single"/>
         </w:rPr>
-        <w:t xml:space="preserve">{f2}　</w:t>
-      </w:r>
-      <w:r>
-        <w:rPr>
-          <w:rFonts w:ascii="ＭＳ 明朝" w:eastAsia="ＭＳ 明朝" w:hAnsi="Arial" w:cs="Times New Roman" w:hint="eastAsia"/>
-          <w:sz w:val="24"/>
-          <w:szCs w:val="24"/>
-          <w:u w:val="single"/>
-        </w:rPr>
-        <w:t xml:space="preserve">　　　　　　</w:t>
-      </w:r>
-      <w:r>
-        <w:rPr>
-          <w:rFonts w:ascii="ＭＳ 明朝" w:eastAsia="ＭＳ 明朝" w:hAnsi="Arial" w:cs="Times New Roman" w:hint="eastAsia"/>
-          <w:sz w:val="24"/>
-          <w:szCs w:val="24"/>
-          <w:u w:val="single"/>
-        </w:rPr>
-        <w:t xml:space="preserve">　</w:t>
-      </w:r>
-      <w:r>
-        <w:rPr>
-          <w:rFonts w:ascii="ＭＳ 明朝" w:eastAsia="ＭＳ 明朝" w:hAnsi="Arial" w:cs="Times New Roman" w:hint="eastAsia"/>
-          <w:sz w:val="24"/>
-          <w:szCs w:val="24"/>
-          <w:u w:val="single"/>
-        </w:rPr>
-        <w:t xml:space="preserve">　</w:t>
-      </w:r>
-      <w:r>
-        <w:rPr>
-          <w:rFonts w:ascii="ＭＳ 明朝" w:eastAsia="ＭＳ 明朝" w:hAnsi="Arial" w:cs="Times New Roman" w:hint="eastAsia"/>
-          <w:sz w:val="24"/>
-          <w:szCs w:val="24"/>
-          <w:u w:val="single"/>
-        </w:rPr>
-        <w:t xml:space="preserve">　　　　</w:t>
-      </w:r>
-    </w:p>
-    <w:p>
-      <w:pPr>
+        <w:t xml:space="preserve">{f2}　　　　　　　　　　　　　　　　　　</w:t>
+      </w:r>
+    </w:p>
+    <w:p>
+      <w:pPr>
+        <w:tabs>
+          <w:tab w:val="left" w:pos="4500"/>
+        </w:tabs>
         <w:spacing w:beforeLines="50" w:before="156" w:afterLines="50" w:after="156" w:line="240" w:lineRule="atLeast"/>
         <w:ind w:firstLineChars="700" w:firstLine="1680"/>
         <w:jc w:val="left"/>
@@ -557,39 +419,15 @@
           <w:sz w:val="24"/>
           <w:szCs w:val="24"/>
         </w:rPr>
-        <w:t>③</w:t>
-      </w:r>
-      <w:r>
-        <w:rPr>
-          <w:rFonts w:ascii="ＭＳ 明朝" w:eastAsia="ＭＳ 明朝" w:hAnsi="Arial" w:cs="Times New Roman" w:hint="eastAsia"/>
-          <w:sz w:val="24"/>
-          <w:szCs w:val="24"/>
-        </w:rPr>
-        <w:t>担当者連絡先（部署</w:t>
-      </w:r>
-      <w:r>
-        <w:rPr>
-          <w:rFonts w:ascii="ＭＳ 明朝" w:eastAsia="ＭＳ 明朝" w:hAnsi="Arial" w:cs="Times New Roman" w:hint="eastAsia"/>
-          <w:sz w:val="24"/>
-          <w:szCs w:val="24"/>
-        </w:rPr>
-        <w:t>・担当者</w:t>
-      </w:r>
-      <w:r>
-        <w:rPr>
-          <w:rFonts w:ascii="ＭＳ 明朝" w:eastAsia="ＭＳ 明朝" w:hAnsi="Arial" w:cs="Times New Roman" w:hint="eastAsia"/>
-          <w:sz w:val="24"/>
-          <w:szCs w:val="24"/>
-        </w:rPr>
-        <w:t>名</w:t>
-      </w:r>
-      <w:r>
-        <w:rPr>
-          <w:rFonts w:ascii="ＭＳ 明朝" w:eastAsia="ＭＳ 明朝" w:hAnsi="Arial" w:cs="Times New Roman" w:hint="eastAsia"/>
-          <w:sz w:val="24"/>
-          <w:szCs w:val="24"/>
-        </w:rPr>
-        <w:t>）</w:t>
+        <w:t>③担当者連絡先（部署・担当者名）</w:t>
+      </w:r>
+      <w:r>
+        <w:rPr>
+          <w:rFonts w:ascii="ＭＳ 明朝" w:eastAsia="ＭＳ 明朝" w:hAnsi="Arial" w:cs="Times New Roman" w:hint="eastAsia"/>
+          <w:sz w:val="24"/>
+          <w:szCs w:val="24"/>
+        </w:rPr>
+        <w:tab/>
       </w:r>
       <w:r>
         <w:rPr>
@@ -598,56 +436,14 @@
           <w:szCs w:val="24"/>
           <w:u w:val="single"/>
         </w:rPr>
-        <w:t xml:space="preserve">{f3}　</w:t>
-      </w:r>
-      <w:r>
-        <w:rPr>
-          <w:rFonts w:ascii="ＭＳ 明朝" w:eastAsia="ＭＳ 明朝" w:hAnsi="Arial" w:cs="Times New Roman" w:hint="eastAsia"/>
-          <w:sz w:val="24"/>
-          <w:szCs w:val="24"/>
-          <w:u w:val="single"/>
-        </w:rPr>
-        <w:t xml:space="preserve">　　</w:t>
-      </w:r>
-      <w:r>
-        <w:rPr>
-          <w:rFonts w:ascii="ＭＳ 明朝" w:eastAsia="ＭＳ 明朝" w:hAnsi="Arial" w:cs="Times New Roman" w:hint="eastAsia"/>
-          <w:sz w:val="24"/>
-          <w:szCs w:val="24"/>
-          <w:u w:val="single"/>
-        </w:rPr>
-        <w:t xml:space="preserve">　　</w:t>
-      </w:r>
-      <w:r>
-        <w:rPr>
-          <w:rFonts w:ascii="ＭＳ 明朝" w:eastAsia="ＭＳ 明朝" w:hAnsi="Arial" w:cs="Times New Roman" w:hint="eastAsia"/>
-          <w:sz w:val="24"/>
-          <w:szCs w:val="24"/>
-          <w:u w:val="single"/>
-        </w:rPr>
-        <w:t xml:space="preserve">　　</w:t>
-      </w:r>
-      <w:r>
-        <w:rPr>
-          <w:rFonts w:ascii="ＭＳ 明朝" w:eastAsia="ＭＳ 明朝" w:hAnsi="Arial" w:cs="Times New Roman" w:hint="eastAsia"/>
-          <w:sz w:val="24"/>
-          <w:szCs w:val="24"/>
-          <w:u w:val="single"/>
-        </w:rPr>
-        <w:t xml:space="preserve">　</w:t>
-      </w:r>
-      <w:r>
-        <w:rPr>
-          <w:rFonts w:ascii="ＭＳ 明朝" w:eastAsia="ＭＳ 明朝" w:hAnsi="Arial" w:cs="Times New Roman" w:hint="eastAsia"/>
-          <w:sz w:val="24"/>
-          <w:szCs w:val="24"/>
-          <w:u w:val="single"/>
-        </w:rPr>
-        <w:t xml:space="preserve">　　　　　</w:t>
-      </w:r>
-    </w:p>
-    <w:p>
-      <w:pPr>
+        <w:t xml:space="preserve">{f3}　　　　　　　　　　　　　　　　　　</w:t>
+      </w:r>
+    </w:p>
+    <w:p>
+      <w:pPr>
+        <w:tabs>
+          <w:tab w:val="left" w:pos="4500"/>
+        </w:tabs>
         <w:spacing w:beforeLines="50" w:before="156" w:afterLines="50" w:after="156" w:line="240" w:lineRule="atLeast"/>
         <w:ind w:firstLineChars="700" w:firstLine="1680"/>
         <w:jc w:val="left"/>
@@ -661,41 +457,18 @@
       <w:r>
         <w:rPr>
           <w:rFonts w:ascii="ＭＳ 明朝" w:eastAsia="ＭＳ 明朝" w:hAnsi="Arial" w:cs="Times New Roman" w:hint="eastAsia"/>
-          <w:kern w:val="0"/>
-          <w:sz w:val="24"/>
-          <w:szCs w:val="24"/>
-        </w:rPr>
-        <w:t>④</w:t>
-      </w:r>
-      <w:r>
-        <w:rPr>
-          <w:rFonts w:ascii="ＭＳ 明朝" w:eastAsia="ＭＳ 明朝" w:hAnsi="Arial" w:cs="Times New Roman" w:hint="eastAsia"/>
-          <w:spacing w:val="53"/>
-          <w:kern w:val="0"/>
-          <w:sz w:val="24"/>
-          <w:szCs w:val="24"/>
-          <w:fitText w:val="3360" w:id="-894268670"/>
-        </w:rPr>
-        <w:t xml:space="preserve">電　　話　　番　　</w:t>
-      </w:r>
-      <w:r>
-        <w:rPr>
-          <w:rFonts w:ascii="ＭＳ 明朝" w:eastAsia="ＭＳ 明朝" w:hAnsi="Arial" w:cs="Times New Roman" w:hint="eastAsia"/>
-          <w:spacing w:val="3"/>
-          <w:kern w:val="0"/>
-          <w:sz w:val="24"/>
-          <w:szCs w:val="24"/>
-          <w:fitText w:val="3360" w:id="-894268670"/>
-        </w:rPr>
-        <w:t>号</w:t>
-      </w:r>
-      <w:r>
-        <w:rPr>
-          <w:rFonts w:ascii="ＭＳ 明朝" w:eastAsia="ＭＳ 明朝" w:hAnsi="Arial" w:cs="Times New Roman" w:hint="eastAsia"/>
-          <w:sz w:val="24"/>
-          <w:szCs w:val="24"/>
-        </w:rPr>
-        <w:t xml:space="preserve">　</w:t>
+          <w:sz w:val="24"/>
+          <w:szCs w:val="24"/>
+        </w:rPr>
+        <w:t>④電話番号</w:t>
+      </w:r>
+      <w:r>
+        <w:rPr>
+          <w:rFonts w:ascii="ＭＳ 明朝" w:eastAsia="ＭＳ 明朝" w:hAnsi="Arial" w:cs="Times New Roman" w:hint="eastAsia"/>
+          <w:sz w:val="24"/>
+          <w:szCs w:val="24"/>
+        </w:rPr>
+        <w:tab/>
       </w:r>
       <w:r>
         <w:rPr>
@@ -704,65 +477,14 @@
           <w:szCs w:val="24"/>
           <w:u w:val="single"/>
         </w:rPr>
-        <w:t xml:space="preserve">{f4}　</w:t>
-      </w:r>
-      <w:r>
-        <w:rPr>
-          <w:rFonts w:ascii="ＭＳ 明朝" w:eastAsia="ＭＳ 明朝" w:hAnsi="Arial" w:cs="Times New Roman" w:hint="eastAsia"/>
-          <w:sz w:val="24"/>
-          <w:szCs w:val="24"/>
-          <w:u w:val="single"/>
-        </w:rPr>
-        <w:t xml:space="preserve">　　</w:t>
-      </w:r>
-      <w:r>
-        <w:rPr>
-          <w:rFonts w:ascii="ＭＳ 明朝" w:eastAsia="ＭＳ 明朝" w:hAnsi="Arial" w:cs="Times New Roman" w:hint="eastAsia"/>
-          <w:sz w:val="24"/>
-          <w:szCs w:val="24"/>
-          <w:u w:val="single"/>
-        </w:rPr>
-        <w:t xml:space="preserve">　</w:t>
-      </w:r>
-      <w:r>
-        <w:rPr>
-          <w:rFonts w:ascii="ＭＳ 明朝" w:eastAsia="ＭＳ 明朝" w:hAnsi="Arial" w:cs="Times New Roman" w:hint="eastAsia"/>
-          <w:sz w:val="24"/>
-          <w:szCs w:val="24"/>
-          <w:u w:val="single"/>
-        </w:rPr>
-        <w:t xml:space="preserve">　</w:t>
-      </w:r>
-      <w:r>
-        <w:rPr>
-          <w:rFonts w:ascii="ＭＳ 明朝" w:eastAsia="ＭＳ 明朝" w:hAnsi="Arial" w:cs="Times New Roman" w:hint="eastAsia"/>
-          <w:sz w:val="24"/>
-          <w:szCs w:val="24"/>
-          <w:u w:val="single"/>
-        </w:rPr>
-        <w:t xml:space="preserve">　　</w:t>
-      </w:r>
-      <w:r>
-        <w:rPr>
-          <w:rFonts w:ascii="ＭＳ 明朝" w:eastAsia="ＭＳ 明朝" w:hAnsi="Arial" w:cs="Times New Roman" w:hint="eastAsia"/>
-          <w:sz w:val="24"/>
-          <w:szCs w:val="24"/>
-          <w:u w:val="single"/>
-        </w:rPr>
-        <w:t xml:space="preserve">　　</w:t>
-      </w:r>
-      <w:r>
-        <w:rPr>
-          <w:rFonts w:ascii="ＭＳ 明朝" w:eastAsia="ＭＳ 明朝" w:hAnsi="Arial" w:cs="Times New Roman" w:hint="eastAsia"/>
-          <w:sz w:val="24"/>
-          <w:szCs w:val="24"/>
-          <w:u w:val="single"/>
-        </w:rPr>
-        <w:t xml:space="preserve">　　　　</w:t>
-      </w:r>
-    </w:p>
-    <w:p>
-      <w:pPr>
+        <w:t xml:space="preserve">{f4}　　　　　　　　　　　　　　　　　　</w:t>
+      </w:r>
+    </w:p>
+    <w:p>
+      <w:pPr>
+        <w:tabs>
+          <w:tab w:val="left" w:pos="4500"/>
+        </w:tabs>
         <w:spacing w:beforeLines="50" w:before="156" w:afterLines="50" w:after="156" w:line="240" w:lineRule="atLeast"/>
         <w:ind w:firstLineChars="700" w:firstLine="1680"/>
         <w:jc w:val="left"/>
@@ -776,40 +498,18 @@
       <w:r>
         <w:rPr>
           <w:rFonts w:ascii="ＭＳ 明朝" w:eastAsia="ＭＳ 明朝" w:hAnsi="Arial" w:cs="Times New Roman" w:hint="eastAsia"/>
-          <w:kern w:val="0"/>
-          <w:sz w:val="24"/>
-          <w:szCs w:val="24"/>
-        </w:rPr>
-        <w:t>⑤</w:t>
-      </w:r>
-      <w:r>
-        <w:rPr>
-          <w:rFonts w:ascii="ＭＳ 明朝" w:eastAsia="ＭＳ 明朝" w:hAnsi="Arial" w:cs="Times New Roman" w:hint="eastAsia"/>
-          <w:spacing w:val="140"/>
-          <w:kern w:val="0"/>
-          <w:sz w:val="24"/>
-          <w:szCs w:val="24"/>
-          <w:fitText w:val="3360" w:id="-894268416"/>
-        </w:rPr>
-        <w:t>メールアドレ</w:t>
-      </w:r>
-      <w:r>
-        <w:rPr>
-          <w:rFonts w:ascii="ＭＳ 明朝" w:eastAsia="ＭＳ 明朝" w:hAnsi="Arial" w:cs="Times New Roman" w:hint="eastAsia"/>
-          <w:kern w:val="0"/>
-          <w:sz w:val="24"/>
-          <w:szCs w:val="24"/>
-          <w:fitText w:val="3360" w:id="-894268416"/>
-        </w:rPr>
-        <w:t>ス</w:t>
-      </w:r>
-      <w:r>
-        <w:rPr>
-          <w:rFonts w:ascii="ＭＳ 明朝" w:eastAsia="ＭＳ 明朝" w:hAnsi="Arial" w:cs="Times New Roman" w:hint="eastAsia"/>
-          <w:sz w:val="24"/>
-          <w:szCs w:val="24"/>
-        </w:rPr>
-        <w:t xml:space="preserve">　</w:t>
+          <w:sz w:val="24"/>
+          <w:szCs w:val="24"/>
+        </w:rPr>
+        <w:t>⑤メールアドレス</w:t>
+      </w:r>
+      <w:r>
+        <w:rPr>
+          <w:rFonts w:ascii="ＭＳ 明朝" w:eastAsia="ＭＳ 明朝" w:hAnsi="Arial" w:cs="Times New Roman" w:hint="eastAsia"/>
+          <w:sz w:val="24"/>
+          <w:szCs w:val="24"/>
+        </w:rPr>
+        <w:tab/>
       </w:r>
       <w:r>
         <w:rPr>
@@ -818,38 +518,14 @@
           <w:szCs w:val="24"/>
           <w:u w:val="single"/>
         </w:rPr>
-        <w:t xml:space="preserve">{f5}　</w:t>
-      </w:r>
-      <w:r>
-        <w:rPr>
-          <w:rFonts w:ascii="ＭＳ 明朝" w:eastAsia="ＭＳ 明朝" w:hAnsi="Arial" w:cs="Times New Roman" w:hint="eastAsia"/>
-          <w:sz w:val="24"/>
-          <w:szCs w:val="24"/>
-          <w:u w:val="single"/>
-        </w:rPr>
-        <w:t xml:space="preserve">　</w:t>
-      </w:r>
-      <w:r>
-        <w:rPr>
-          <w:rFonts w:ascii="ＭＳ 明朝" w:eastAsia="ＭＳ 明朝" w:hAnsi="Arial" w:cs="Times New Roman" w:hint="eastAsia"/>
-          <w:sz w:val="24"/>
-          <w:szCs w:val="24"/>
-          <w:u w:val="single"/>
-        </w:rPr>
-        <w:t xml:space="preserve">　　</w:t>
-      </w:r>
-      <w:r>
-        <w:rPr>
-          <w:rFonts w:ascii="ＭＳ 明朝" w:eastAsia="ＭＳ 明朝" w:hAnsi="Arial" w:cs="Times New Roman" w:hint="eastAsia"/>
-          <w:sz w:val="24"/>
-          <w:szCs w:val="24"/>
-          <w:u w:val="single"/>
-        </w:rPr>
-        <w:t xml:space="preserve">　　　　　　　　　</w:t>
-      </w:r>
-    </w:p>
-    <w:p>
-      <w:pPr>
+        <w:t xml:space="preserve">{f5}　　　　　　　　　　　　　　　　　　</w:t>
+      </w:r>
+    </w:p>
+    <w:p>
+      <w:pPr>
+        <w:tabs>
+          <w:tab w:val="left" w:pos="4500"/>
+        </w:tabs>
         <w:spacing w:beforeLines="50" w:before="156" w:afterLines="50" w:after="156" w:line="240" w:lineRule="atLeast"/>
         <w:ind w:firstLineChars="700" w:firstLine="1680"/>
         <w:jc w:val="left"/>
@@ -863,40 +539,18 @@
       <w:r>
         <w:rPr>
           <w:rFonts w:ascii="ＭＳ 明朝" w:eastAsia="ＭＳ 明朝" w:hAnsi="Arial" w:cs="Times New Roman" w:hint="eastAsia"/>
-          <w:kern w:val="0"/>
-          <w:sz w:val="24"/>
-          <w:szCs w:val="24"/>
-        </w:rPr>
-        <w:t>⑥</w:t>
-      </w:r>
-      <w:r>
-        <w:rPr>
-          <w:rFonts w:ascii="ＭＳ 明朝" w:eastAsia="ＭＳ 明朝" w:hAnsi="Arial" w:cs="Times New Roman" w:hint="eastAsia"/>
-          <w:spacing w:val="192"/>
-          <w:kern w:val="0"/>
-          <w:sz w:val="24"/>
-          <w:szCs w:val="24"/>
-          <w:fitText w:val="3360" w:id="-691884288"/>
-        </w:rPr>
-        <w:t>派遣先機関</w:t>
-      </w:r>
-      <w:r>
-        <w:rPr>
-          <w:rFonts w:ascii="ＭＳ 明朝" w:eastAsia="ＭＳ 明朝" w:hAnsi="Arial" w:cs="Times New Roman" w:hint="eastAsia"/>
-          <w:kern w:val="0"/>
-          <w:sz w:val="24"/>
-          <w:szCs w:val="24"/>
-          <w:fitText w:val="3360" w:id="-691884288"/>
-        </w:rPr>
-        <w:t>名</w:t>
-      </w:r>
-      <w:r>
-        <w:rPr>
-          <w:rFonts w:ascii="ＭＳ 明朝" w:eastAsia="ＭＳ 明朝" w:hAnsi="Arial" w:cs="Times New Roman" w:hint="eastAsia"/>
-          <w:sz w:val="24"/>
-          <w:szCs w:val="24"/>
-        </w:rPr>
-        <w:t xml:space="preserve">　</w:t>
+          <w:sz w:val="24"/>
+          <w:szCs w:val="24"/>
+        </w:rPr>
+        <w:t>⑥派遣先機関名</w:t>
+      </w:r>
+      <w:r>
+        <w:rPr>
+          <w:rFonts w:ascii="ＭＳ 明朝" w:eastAsia="ＭＳ 明朝" w:hAnsi="Arial" w:cs="Times New Roman" w:hint="eastAsia"/>
+          <w:sz w:val="24"/>
+          <w:szCs w:val="24"/>
+        </w:rPr>
+        <w:tab/>
       </w:r>
       <w:r>
         <w:rPr>
@@ -905,47 +559,14 @@
           <w:szCs w:val="24"/>
           <w:u w:val="single"/>
         </w:rPr>
-        <w:t xml:space="preserve">{f6}　</w:t>
-      </w:r>
-      <w:r>
-        <w:rPr>
-          <w:rFonts w:ascii="ＭＳ 明朝" w:eastAsia="ＭＳ 明朝" w:hAnsi="Arial" w:cs="Times New Roman" w:hint="eastAsia"/>
-          <w:sz w:val="24"/>
-          <w:szCs w:val="24"/>
-          <w:u w:val="single"/>
-        </w:rPr>
-        <w:t xml:space="preserve">　　　　　　</w:t>
-      </w:r>
-      <w:r>
-        <w:rPr>
-          <w:rFonts w:ascii="ＭＳ 明朝" w:eastAsia="ＭＳ 明朝" w:hAnsi="Arial" w:cs="Times New Roman" w:hint="eastAsia"/>
-          <w:sz w:val="24"/>
-          <w:szCs w:val="24"/>
-          <w:u w:val="single"/>
-        </w:rPr>
-        <w:t xml:space="preserve">　</w:t>
-      </w:r>
-      <w:r>
-        <w:rPr>
-          <w:rFonts w:ascii="ＭＳ 明朝" w:eastAsia="ＭＳ 明朝" w:hAnsi="Arial" w:cs="Times New Roman" w:hint="eastAsia"/>
-          <w:sz w:val="24"/>
-          <w:szCs w:val="24"/>
-          <w:u w:val="single"/>
-        </w:rPr>
-        <w:t xml:space="preserve">　</w:t>
-      </w:r>
-      <w:r>
-        <w:rPr>
-          <w:rFonts w:ascii="ＭＳ 明朝" w:eastAsia="ＭＳ 明朝" w:hAnsi="Arial" w:cs="Times New Roman" w:hint="eastAsia"/>
-          <w:sz w:val="24"/>
-          <w:szCs w:val="24"/>
-          <w:u w:val="single"/>
-        </w:rPr>
-        <w:t xml:space="preserve">　　　　</w:t>
-      </w:r>
-    </w:p>
-    <w:p>
-      <w:pPr>
+        <w:t xml:space="preserve">{f6}　　　　　　　　　　　　　　　　　　</w:t>
+      </w:r>
+    </w:p>
+    <w:p>
+      <w:pPr>
+        <w:tabs>
+          <w:tab w:val="left" w:pos="4500"/>
+        </w:tabs>
         <w:spacing w:beforeLines="50" w:before="156" w:afterLines="50" w:after="156" w:line="240" w:lineRule="atLeast"/>
         <w:ind w:firstLineChars="700" w:firstLine="1680"/>
         <w:jc w:val="left"/>
@@ -962,38 +583,15 @@
           <w:sz w:val="24"/>
           <w:szCs w:val="24"/>
         </w:rPr>
-        <w:t>⑦</w:t>
-      </w:r>
-      <w:r>
-        <w:rPr>
-          <w:rFonts w:ascii="ＭＳ 明朝" w:eastAsia="ＭＳ 明朝" w:hAnsi="Arial" w:cs="Times New Roman" w:hint="eastAsia"/>
-          <w:spacing w:val="53"/>
-          <w:kern w:val="0"/>
-          <w:sz w:val="24"/>
-          <w:szCs w:val="24"/>
-          <w:fitText w:val="3360" w:id="-691884544"/>
-        </w:rPr>
-        <w:t>派遣先事業所の所在</w:t>
-      </w:r>
-      <w:r>
-        <w:rPr>
-          <w:rFonts w:ascii="ＭＳ 明朝" w:eastAsia="ＭＳ 明朝" w:hAnsi="Arial" w:cs="Times New Roman" w:hint="eastAsia"/>
-          <w:spacing w:val="3"/>
-          <w:kern w:val="0"/>
-          <w:sz w:val="24"/>
-          <w:szCs w:val="24"/>
-          <w:fitText w:val="3360" w:id="-691884544"/>
-        </w:rPr>
-        <w:t>地</w:t>
-      </w:r>
-      <w:r>
-        <w:rPr>
-          <w:rFonts w:ascii="ＭＳ 明朝" w:eastAsia="ＭＳ 明朝" w:hAnsi="Arial" w:cs="Times New Roman" w:hint="eastAsia"/>
-          <w:kern w:val="0"/>
-          <w:sz w:val="24"/>
-          <w:szCs w:val="24"/>
-        </w:rPr>
-        <w:t xml:space="preserve">　</w:t>
+        <w:t>⑦派遣先事業所の所在地</w:t>
+      </w:r>
+      <w:r>
+        <w:rPr>
+          <w:rFonts w:ascii="ＭＳ 明朝" w:eastAsia="ＭＳ 明朝" w:hAnsi="Arial" w:cs="Times New Roman" w:hint="eastAsia"/>
+          <w:sz w:val="24"/>
+          <w:szCs w:val="24"/>
+        </w:rPr>
+        <w:tab/>
       </w:r>
       <w:r>
         <w:rPr>
@@ -1002,34 +600,7 @@
           <w:szCs w:val="24"/>
           <w:u w:val="single"/>
         </w:rPr>
-        <w:t xml:space="preserve">{f7}　</w:t>
-      </w:r>
-      <w:r>
-        <w:rPr>
-          <w:rFonts w:ascii="ＭＳ 明朝" w:eastAsia="ＭＳ 明朝" w:hAnsi="Arial" w:cs="Times New Roman" w:hint="eastAsia"/>
-          <w:sz w:val="24"/>
-          <w:szCs w:val="24"/>
-          <w:u w:val="single"/>
-        </w:rPr>
-        <w:t xml:space="preserve">　　　　</w:t>
-      </w:r>
-      <w:r>
-        <w:rPr>
-          <w:rFonts w:ascii="ＭＳ 明朝" w:eastAsia="ＭＳ 明朝" w:hAnsi="Arial" w:cs="Times New Roman" w:hint="eastAsia"/>
-          <w:sz w:val="24"/>
-          <w:szCs w:val="24"/>
-          <w:u w:val="single"/>
-        </w:rPr>
-        <w:t xml:space="preserve">　　</w:t>
-      </w:r>
-      <w:r>
-        <w:rPr>
-          <w:rFonts w:ascii="ＭＳ 明朝" w:eastAsia="ＭＳ 明朝" w:hAnsi="Arial" w:cs="Times New Roman" w:hint="eastAsia"/>
-          <w:sz w:val="24"/>
-          <w:szCs w:val="24"/>
-          <w:u w:val="single"/>
-        </w:rPr>
-        <w:t xml:space="preserve">　　　　　　</w:t>
+        <w:t xml:space="preserve">{f7}　　　　　　　　　　　　　　　　　　</w:t>
       </w:r>
     </w:p>
     <w:p>
